--- a/documents/JECH/regional_anaesthesia_tables_JECH_EN.docx
+++ b/documents/JECH/regional_anaesthesia_tables_JECH_EN.docx
@@ -1241,7 +1241,19 @@
                 <w:b/>
                 <w:sz w:val="22"/>
               </w:rPr>
-              <w:t>β university (95% CI)</w:t>
+            </w:r>
+            <m:oMath>
+              <m:r>
+                <m:t xml:space="preserve">β</m:t>
+              </m:r>
+            </m:oMath>
+            <w:r>
+              <w:rPr>
+                <w:rFonts w:ascii="Times New Roman" w:hAnsi="Times New Roman"/>
+                <w:b/>
+                <w:sz w:val="22"/>
+              </w:rPr>
+              <w:t xml:space="preserve"> university (95% CI)</w:t>
             </w:r>
           </w:p>
         </w:tc>
@@ -1273,7 +1285,28 @@
                 <w:b/>
                 <w:sz w:val="22"/>
               </w:rPr>
-              <w:t>Marginal R²</w:t>
+              <w:t xml:space="preserve">Marginal </w:t>
+            </w:r>
+            <m:oMath>
+              <m:sSup>
+                <m:e>
+                  <m:r>
+                    <m:t xml:space="preserve">R</m:t>
+                  </m:r>
+                </m:e>
+                <m:sup>
+                  <m:r>
+                    <m:t xml:space="preserve">2</m:t>
+                  </m:r>
+                </m:sup>
+              </m:sSup>
+            </m:oMath>
+            <w:r>
+              <w:rPr>
+                <w:rFonts w:ascii="Times New Roman" w:hAnsi="Times New Roman"/>
+                <w:b/>
+                <w:sz w:val="22"/>
+              </w:rPr>
             </w:r>
           </w:p>
         </w:tc>
@@ -1597,7 +1630,41 @@
           <w:i/>
           <w:sz w:val="20"/>
         </w:rPr>
-        <w:t>β university, fixed effect coefficient for university hospital presence (binary 0/1); CI, confidence interval; ICC, intraclass correlation coefficient; Marginal R², proportional reduction in total variance from the null model after adding the university hospital fixed effect.</w:t>
+      </w:r>
+      <m:oMath>
+        <m:r>
+          <m:t xml:space="preserve">β</m:t>
+        </m:r>
+      </m:oMath>
+      <w:r>
+        <w:rPr>
+          <w:rFonts w:ascii="Times New Roman" w:hAnsi="Times New Roman"/>
+          <w:i/>
+          <w:sz w:val="20"/>
+        </w:rPr>
+        <w:t xml:space="preserve"> university, fixed effect coefficient for university hospital presence (binary 0/1); CI, confidence interval; ICC, intraclass correlation coefficient; Marginal </w:t>
+      </w:r>
+      <m:oMath>
+        <m:sSup>
+          <m:e>
+            <m:r>
+              <m:t xml:space="preserve">R</m:t>
+            </m:r>
+          </m:e>
+          <m:sup>
+            <m:r>
+              <m:t xml:space="preserve">2</m:t>
+            </m:r>
+          </m:sup>
+        </m:sSup>
+      </m:oMath>
+      <w:r>
+        <w:rPr>
+          <w:rFonts w:ascii="Times New Roman" w:hAnsi="Times New Roman"/>
+          <w:i/>
+          <w:sz w:val="20"/>
+        </w:rPr>
+        <w:t>, proportional reduction in total variance from the null model after adding the university hospital fixed effect.</w:t>
       </w:r>
     </w:p>
     <w:sectPr>
